--- a/samples/nda/original.docx
+++ b/samples/nda/original.docx
@@ -29,7 +29,7 @@
     </w:p>
     <w:p>
       <w:r>
-        <w:t xml:space="preserve">The Receiving Party shall protect Confidential Information using reasonable care and shall use it only for the Purpose.</w:t>
+        <w:t xml:space="preserve">The Receiving Party shall use best endeavours to keep Confidential Information confidential and shall use it only for the Purpose.</w:t>
       </w:r>
     </w:p>
     <w:p>
@@ -79,7 +79,7 @@
     </w:p>
     <w:p>
       <w:r>
-        <w:t xml:space="preserve">This Agreement is governed by the laws of the State of Delaware.</w:t>
+        <w:t xml:space="preserve">This Agreement is governed by the law of England and Wales. The parties submit to the exclusive jurisdiction of the courts of England and Wales. A person who is not a party has no right under the Contracts (Rights of Third Parties) Act 1999 to enforce any term. Nothing in this Agreement limits or excludes liability for death or personal injury caused by negligence.</w:t>
       </w:r>
     </w:p>
     <w:p>
@@ -89,7 +89,7 @@
     </w:p>
     <w:p>
       <w:r>
-        <w:t xml:space="preserve">Notices shall be sent by certified mail to the addresses on the signature page.</w:t>
+        <w:t xml:space="preserve">Notices shall be in writing and delivered by hand or by first-class post to the addresses on the signature page.</w:t>
       </w:r>
     </w:p>
     <w:p>
